--- a/pr-preview/pr-235/prediction-handout-tracked-changes.docx
+++ b/pr-preview/pr-235/prediction-handout-tracked-changes.docx
@@ -16,7 +16,7 @@
       </w:pPr>
       <w:del w:id="1" w:author="PR Preview" w:date="2026-01-01T00:00:00Z">
         <w:r>
-          <w:delText xml:space="preserve">Last modified: 2026-10-16 00:14:28 (PDT)</w:delText>
+          <w:delText xml:space="preserve">Last modified: 2026-10-16 01:57:23 (PDT)</w:delText>
         </w:r>
       </w:del>
     </w:p>
@@ -26,7 +26,7 @@
       </w:pPr>
       <w:ins w:id="2" w:author="PR Preview" w:date="2026-01-01T00:00:00Z">
         <w:r>
-          <w:t xml:space="preserve">Last modified: 2026-10-16 00:45:31 (PDT)</w:t>
+          <w:t xml:space="preserve">Last modified: 2026-10-16 01:58:44 (PDT)</w:t>
         </w:r>
       </w:ins>
     </w:p>

--- a/pr-preview/pr-235/prediction-handout-tracked-changes.docx
+++ b/pr-preview/pr-235/prediction-handout-tracked-changes.docx
@@ -16,7 +16,7 @@
       </w:pPr>
       <w:del w:id="1" w:author="PR Preview" w:date="2026-01-01T00:00:00Z">
         <w:r>
-          <w:delText xml:space="preserve">Last modified: 2026-10-16 01:57:23 (PDT)</w:delText>
+          <w:delText xml:space="preserve">Last modified: 2026-10-16 02:11:28 (PDT)</w:delText>
         </w:r>
       </w:del>
     </w:p>
@@ -26,7 +26,7 @@
       </w:pPr>
       <w:ins w:id="2" w:author="PR Preview" w:date="2026-01-01T00:00:00Z">
         <w:r>
-          <w:t xml:space="preserve">Last modified: 2026-10-16 01:58:44 (PDT)</w:t>
+          <w:t xml:space="preserve">Last modified: 2026-10-16 02:19:08 (PDT)</w:t>
         </w:r>
       </w:ins>
     </w:p>

--- a/pr-preview/pr-235/prediction-handout-tracked-changes.docx
+++ b/pr-preview/pr-235/prediction-handout-tracked-changes.docx
@@ -16,7 +16,7 @@
       </w:pPr>
       <w:del w:id="1" w:author="PR Preview" w:date="2026-01-01T00:00:00Z">
         <w:r>
-          <w:delText xml:space="preserve">Last modified: 2026-10-16 02:11:28 (PDT)</w:delText>
+          <w:delText xml:space="preserve">Last modified: 2026-10-16 02:26:19 (PDT)</w:delText>
         </w:r>
       </w:del>
     </w:p>
@@ -26,7 +26,7 @@
       </w:pPr>
       <w:ins w:id="2" w:author="PR Preview" w:date="2026-01-01T00:00:00Z">
         <w:r>
-          <w:t xml:space="preserve">Last modified: 2026-10-16 02:19:08 (PDT)</w:t>
+          <w:t xml:space="preserve">Last modified: 2026-10-16 02:36:01 (PDT)</w:t>
         </w:r>
       </w:ins>
     </w:p>
@@ -596,16 +596,21 @@
           </m:rPr>
           <m:t>;</m:t>
         </m:r>
-        <m:acc>
-          <m:accPr>
-            <m:chr m:val="̃"/>
-          </m:accPr>
+        <m:limLow>
           <m:e>
             <m:r>
               <m:t>θ</m:t>
             </m:r>
           </m:e>
-        </m:acc>
+          <m:lim>
+            <m:r>
+              <m:rPr>
+                <m:sty m:val="p"/>
+              </m:rPr>
+              <m:t>∼</m:t>
+            </m:r>
+          </m:lim>
+        </m:limLow>
         <m:r>
           <m:rPr>
             <m:sty m:val="p"/>
@@ -623,16 +628,21 @@
         <w:t xml:space="preserve"> </w:t>
       </w:r>
       <m:oMath>
-        <m:acc>
-          <m:accPr>
-            <m:chr m:val="̃"/>
-          </m:accPr>
+        <m:limLow>
           <m:e>
             <m:r>
               <m:t>θ</m:t>
             </m:r>
           </m:e>
-        </m:acc>
+          <m:lim>
+            <m:r>
+              <m:rPr>
+                <m:sty m:val="p"/>
+              </m:rPr>
+              <m:t>∼</m:t>
+            </m:r>
+          </m:lim>
+        </m:limLow>
       </m:oMath>
       <w:r>
         <w:t xml:space="preserve">,</w:t>
@@ -652,16 +662,21 @@
             <m:chr m:val="̂"/>
           </m:accPr>
           <m:e>
-            <m:acc>
-              <m:accPr>
-                <m:chr m:val="̃"/>
-              </m:accPr>
+            <m:limLow>
               <m:e>
                 <m:r>
                   <m:t>θ</m:t>
                 </m:r>
               </m:e>
-            </m:acc>
+              <m:lim>
+                <m:r>
+                  <m:rPr>
+                    <m:sty m:val="p"/>
+                  </m:rPr>
+                  <m:t>∼</m:t>
+                </m:r>
+              </m:lim>
+            </m:limLow>
           </m:e>
         </m:acc>
       </m:oMath>
@@ -675,16 +690,21 @@
         <w:t xml:space="preserve"> </w:t>
       </w:r>
       <m:oMath>
-        <m:acc>
-          <m:accPr>
-            <m:chr m:val="̃"/>
-          </m:accPr>
+        <m:limLow>
           <m:e>
             <m:r>
               <m:t>θ</m:t>
             </m:r>
           </m:e>
-        </m:acc>
+          <m:lim>
+            <m:r>
+              <m:rPr>
+                <m:sty m:val="p"/>
+              </m:rPr>
+              <m:t>∼</m:t>
+            </m:r>
+          </m:lim>
+        </m:limLow>
       </m:oMath>
       <w:r>
         <w:t xml:space="preserve">.</w:t>
@@ -807,16 +827,21 @@
               <m:chr m:val="̂"/>
             </m:accPr>
             <m:e>
-              <m:acc>
-                <m:accPr>
-                  <m:chr m:val="̃"/>
-                </m:accPr>
+              <m:limLow>
                 <m:e>
                   <m:r>
                     <m:t>θ</m:t>
                   </m:r>
                 </m:e>
-              </m:acc>
+                <m:lim>
+                  <m:r>
+                    <m:rPr>
+                      <m:sty m:val="p"/>
+                    </m:rPr>
+                    <m:t>∼</m:t>
+                  </m:r>
+                </m:lim>
+              </m:limLow>
             </m:e>
           </m:acc>
           <m:r>
@@ -1450,16 +1475,21 @@
               <m:chr m:val="̂"/>
             </m:accPr>
             <m:e>
-              <m:acc>
-                <m:accPr>
-                  <m:chr m:val="̃"/>
-                </m:accPr>
+              <m:limLow>
                 <m:e>
                   <m:r>
                     <m:t>θ</m:t>
                   </m:r>
                 </m:e>
-              </m:acc>
+                <m:lim>
+                  <m:r>
+                    <m:rPr>
+                      <m:sty m:val="p"/>
+                    </m:rPr>
+                    <m:t>∼</m:t>
+                  </m:r>
+                </m:lim>
+              </m:limLow>
             </m:e>
           </m:acc>
           <m:r>
@@ -4756,16 +4786,21 @@
               <m:chr m:val="̂"/>
             </m:accPr>
             <m:e>
-              <m:acc>
-                <m:accPr>
-                  <m:chr m:val="̃"/>
-                </m:accPr>
+              <m:limLow>
                 <m:e>
                   <m:r>
                     <m:t>θ</m:t>
                   </m:r>
                 </m:e>
-              </m:acc>
+                <m:lim>
+                  <m:r>
+                    <m:rPr>
+                      <m:sty m:val="p"/>
+                    </m:rPr>
+                    <m:t>∼</m:t>
+                  </m:r>
+                </m:lim>
+              </m:limLow>
             </m:e>
           </m:acc>
           <m:r>
@@ -4801,16 +4836,21 @@
               <m:chr m:val="̂"/>
             </m:accPr>
             <m:e>
-              <m:acc>
-                <m:accPr>
-                  <m:chr m:val="̃"/>
-                </m:accPr>
+              <m:limLow>
                 <m:e>
                   <m:r>
                     <m:t>θ</m:t>
                   </m:r>
                 </m:e>
-              </m:acc>
+                <m:lim>
+                  <m:r>
+                    <m:rPr>
+                      <m:sty m:val="p"/>
+                    </m:rPr>
+                    <m:t>∼</m:t>
+                  </m:r>
+                </m:lim>
+              </m:limLow>
             </m:e>
           </m:acc>
           <m:r>
